--- a/Course/1 Component 1 - Computer Systems/1.2 Software and Software Development/00 Topic Resources/7 Topic Mini-Paper (typeable).docx
+++ b/Course/1 Component 1 - Computer Systems/1.2 Software and Software Development/00 Topic Resources/7 Topic Mini-Paper (typeable).docx
@@ -215,30 +215,32 @@
         <w:t>, giving one example of each. [2]</w:t>
       </w:r>
     </w:p>
-    <w:p>
-      <w:pPr>
-        <w:spacing w:before="260"/>
-        <w:pBdr>
-          <w:bottom w:val="single" w:sz="4" w:space="1" w:color="AAB4C0"/>
-        </w:pBdr>
-      </w:pPr>
-    </w:p>
-    <w:p>
-      <w:pPr>
-        <w:spacing w:before="260"/>
-        <w:pBdr>
-          <w:bottom w:val="single" w:sz="4" w:space="1" w:color="AAB4C0"/>
-        </w:pBdr>
-      </w:pPr>
-    </w:p>
-    <w:p>
-      <w:pPr>
-        <w:spacing w:before="260"/>
-        <w:pBdr>
-          <w:bottom w:val="single" w:sz="4" w:space="1" w:color="AAB4C0"/>
-        </w:pBdr>
-      </w:pPr>
-    </w:p>
+    <w:tbl>
+      <w:tblPr>
+        <w:tblStyle w:val="TableGrid"/>
+        <w:tblW w:type="auto" w:w="0"/>
+        <w:tblLook w:firstColumn="1" w:firstRow="1" w:lastColumn="0" w:lastRow="0" w:noHBand="0" w:noVBand="1" w:val="04A0"/>
+      </w:tblPr>
+      <w:tblGrid>
+        <w:gridCol w:w="8640"/>
+      </w:tblGrid>
+      <w:tr>
+        <w:trPr>
+          <w:trHeight w:val="1020" w:hRule="atLeast"/>
+        </w:trPr>
+        <w:tc>
+          <w:tcPr>
+            <w:tcW w:type="dxa" w:w="8640"/>
+          </w:tcPr>
+          <w:p>
+            <w:pPr>
+              <w:spacing w:before="40"/>
+            </w:pPr>
+          </w:p>
+        </w:tc>
+      </w:tr>
+    </w:tbl>
+    <w:p/>
     <w:p>
       <w:r>
         <w:rPr>
@@ -248,30 +250,32 @@
         <w:t>(b) Identify the most suitable type of operating system for the smart thermostat and justify your choice. [2]</w:t>
       </w:r>
     </w:p>
-    <w:p>
-      <w:pPr>
-        <w:spacing w:before="260"/>
-        <w:pBdr>
-          <w:bottom w:val="single" w:sz="4" w:space="1" w:color="AAB4C0"/>
-        </w:pBdr>
-      </w:pPr>
-    </w:p>
-    <w:p>
-      <w:pPr>
-        <w:spacing w:before="260"/>
-        <w:pBdr>
-          <w:bottom w:val="single" w:sz="4" w:space="1" w:color="AAB4C0"/>
-        </w:pBdr>
-      </w:pPr>
-    </w:p>
-    <w:p>
-      <w:pPr>
-        <w:spacing w:before="260"/>
-        <w:pBdr>
-          <w:bottom w:val="single" w:sz="4" w:space="1" w:color="AAB4C0"/>
-        </w:pBdr>
-      </w:pPr>
-    </w:p>
+    <w:tbl>
+      <w:tblPr>
+        <w:tblStyle w:val="TableGrid"/>
+        <w:tblW w:type="auto" w:w="0"/>
+        <w:tblLook w:firstColumn="1" w:firstRow="1" w:lastColumn="0" w:lastRow="0" w:noHBand="0" w:noVBand="1" w:val="04A0"/>
+      </w:tblPr>
+      <w:tblGrid>
+        <w:gridCol w:w="8640"/>
+      </w:tblGrid>
+      <w:tr>
+        <w:trPr>
+          <w:trHeight w:val="1020" w:hRule="atLeast"/>
+        </w:trPr>
+        <w:tc>
+          <w:tcPr>
+            <w:tcW w:type="dxa" w:w="8640"/>
+          </w:tcPr>
+          <w:p>
+            <w:pPr>
+              <w:spacing w:before="40"/>
+            </w:pPr>
+          </w:p>
+        </w:tc>
+      </w:tr>
+    </w:tbl>
+    <w:p/>
     <w:p>
       <w:r>
         <w:rPr>
